--- a/Cover_Letters/Shinoy_Unica_Energy_Solutions_Tester_Cover_Letter.docx
+++ b/Cover_Letters/Shinoy_Unica_Energy_Solutions_Tester_Cover_Letter.docx
@@ -14,7 +14,7 @@
     </w:p>
     <w:p>
       <w:r>
-        <w:t>September 08, 2026</w:t>
+        <w:t>October 09, 2026</w:t>
       </w:r>
     </w:p>
     <w:p>
@@ -35,12 +35,7 @@
     </w:p>
     <w:p>
       <w:r>
-        <w:t>I read about your work at Tenergy and how your systems run 24/7 to balance the energy market. With over 8 years of experience in test automation and quality assurance, I am comfortable working with backend processes and custom applications. My background includes writing test scenarios, handling functional and regression tests, and working with tools like Selenium and SQL databases to ensure software reliability.</w:t>
-      </w:r>
-    </w:p>
-    <w:p>
-      <w:r>
-        <w:t>I also appreciate your focus on continuous improvement and using AI tools like Gemini Code Assist to streamline test generation. I enjoy collaborating within scrum teams and taking responsibility for software quality from the initial idea to production release.</w:t>
+        <w:t>Your work at Tenergy on software that balances the energy network and supports continuous backend processes caught my attention. In my previous roles with financial and banking clients, I have focused heavily on maintaining application stability and ensuring reliable test coverage across complex systems. I am comfortable working with both manual test execution and automated frameworks like Selenium, and I enjoy partnering with developers in scrum teams to catch issues early in the development cycle.</w:t>
       </w:r>
     </w:p>
     <w:p>

--- a/Cover_Letters/Shinoy_Unica_Energy_Solutions_Tester_Cover_Letter.docx
+++ b/Cover_Letters/Shinoy_Unica_Energy_Solutions_Tester_Cover_Letter.docx
@@ -14,7 +14,7 @@
     </w:p>
     <w:p>
       <w:r>
-        <w:t>October 09, 2026</w:t>
+        <w:t>October 30, 2026</w:t>
       </w:r>
     </w:p>
     <w:p>
@@ -35,7 +35,12 @@
     </w:p>
     <w:p>
       <w:r>
-        <w:t>Your work at Tenergy on software that balances the energy network and supports continuous backend processes caught my attention. In my previous roles with financial and banking clients, I have focused heavily on maintaining application stability and ensuring reliable test coverage across complex systems. I am comfortable working with both manual test execution and automated frameworks like Selenium, and I enjoy partnering with developers in scrum teams to catch issues early in the development cycle.</w:t>
+        <w:t>I have spent over eight years working as a QA engineer, focusing on functional testing, test automation, and release quality for complex software systems. Your role at Tenergy caught my attention because it involves both manual and automated testing for custom applications that need to stay reliable around the clock. I am comfortable analyzing requirements, writing test scenarios, and working closely with developers in scrum teams to catch issues early.</w:t>
+      </w:r>
+    </w:p>
+    <w:p>
+      <w:r>
+        <w:t>My background includes working with Selenium, Playwright, and SQL databases to validate backend processes and front-end workflows. I am used to handling everything from test preparation and exploratory testing to regression runs and defect tracking. I live in Amstelveen and am ready to bring my testing experience to your energy software solutions.</w:t>
       </w:r>
     </w:p>
     <w:p>
